--- a/cccs-international/cccs-japan/docs/cccs-japan-info-sheet.docx
+++ b/cccs-international/cccs-japan/docs/cccs-japan-info-sheet.docx
@@ -742,18 +742,9 @@
         </w:rPr>
         <w:t>圧倒的な就職実績</w:t>
       </w:r>
+      <w:bookmarkStart w:id="0" w:name="_GoBack"/>
+      <w:bookmarkEnd w:id="0"/>
       <w:proofErr w:type="spellEnd"/>
-      <w:r>
-        <w:rPr>
-          <w:rFonts w:ascii="Arial" w:eastAsia="Times New Roman" w:hAnsi="Arial" w:cs="Arial"/>
-          <w:b/>
-          <w:bCs/>
-          <w:color w:val="000000"/>
-          <w:sz w:val="28"/>
-          <w:szCs w:val="28"/>
-        </w:rPr>
-        <w:t>:</w:t>
-      </w:r>
     </w:p>
     <w:p>
       <w:pPr>
@@ -867,8 +858,6 @@
         </w:rPr>
         <w:t>Meta</w:t>
       </w:r>
-      <w:bookmarkStart w:id="0" w:name="_GoBack"/>
-      <w:bookmarkEnd w:id="0"/>
     </w:p>
     <w:p>
       <w:pPr>

--- a/cccs-international/cccs-japan/docs/cccs-japan-info-sheet.docx
+++ b/cccs-international/cccs-japan/docs/cccs-japan-info-sheet.docx
@@ -310,20 +310,60 @@
           <w:b/>
           <w:color w:val="000000"/>
         </w:rPr>
-        <w:t xml:space="preserve">igorous, elite, and small-class </w:t>
-      </w:r>
-      <w:r>
-        <w:rPr>
-          <w:rFonts w:ascii="Arial" w:hAnsi="Arial" w:cs="Arial"/>
-          <w:b/>
-        </w:rPr>
-        <w:t xml:space="preserve">/ </w:t>
-      </w:r>
+        <w:t>igorous, elite, and small</w:t>
+      </w:r>
+      <w:r>
+        <w:rPr>
+          <w:rFonts w:ascii="Arial" w:eastAsia="Times New Roman" w:hAnsi="Arial" w:cs="Arial"/>
+          <w:b/>
+          <w:color w:val="000000"/>
+        </w:rPr>
+        <w:t xml:space="preserve"> </w:t>
+      </w:r>
+      <w:r>
+        <w:rPr>
+          <w:rFonts w:ascii="Arial" w:eastAsia="Times New Roman" w:hAnsi="Arial" w:cs="Arial"/>
+          <w:b/>
+          <w:color w:val="000000"/>
+        </w:rPr>
+        <w:t>class</w:t>
+      </w:r>
+      <w:r>
+        <w:rPr>
+          <w:rFonts w:ascii="Arial" w:eastAsia="Times New Roman" w:hAnsi="Arial" w:cs="Arial"/>
+          <w:b/>
+          <w:color w:val="000000"/>
+        </w:rPr>
+        <w:t>es</w:t>
+      </w:r>
+      <w:r>
+        <w:rPr>
+          <w:rFonts w:ascii="Arial" w:eastAsia="Times New Roman" w:hAnsi="Arial" w:cs="Arial"/>
+          <w:b/>
+          <w:color w:val="000000"/>
+        </w:rPr>
+        <w:t xml:space="preserve"> </w:t>
+      </w:r>
+      <w:r>
+        <w:rPr>
+          <w:rFonts w:ascii="Arial" w:hAnsi="Arial" w:cs="Arial"/>
+          <w:b/>
+        </w:rPr>
+        <w:t>/</w:t>
+      </w:r>
+      <w:r>
+        <w:rPr>
+          <w:rFonts w:ascii="Arial" w:hAnsi="Arial" w:cs="Arial"/>
+          <w:b/>
+        </w:rPr>
+        <w:t xml:space="preserve"> </w:t>
+      </w:r>
+      <w:bookmarkStart w:id="0" w:name="_GoBack"/>
+      <w:bookmarkEnd w:id="0"/>
       <w:proofErr w:type="spellStart"/>
       <w:r>
         <w:rPr>
-          <w:rFonts w:ascii="Arial" w:eastAsia="MS Gothic" w:hAnsi="Arial" w:cs="Arial"/>
-          <w:b/>
+          <w:rFonts w:ascii="MS Gothic" w:eastAsia="MS Gothic" w:hAnsi="MS Gothic" w:cs="MS Gothic" w:hint="eastAsia"/>
         </w:rPr>
         <w:t>少人数制の徹底したエリート教育</w:t>
       </w:r>
@@ -742,8 +782,6 @@
         </w:rPr>
         <w:t>圧倒的な就職実績</w:t>
       </w:r>
-      <w:bookmarkStart w:id="0" w:name="_GoBack"/>
-      <w:bookmarkEnd w:id="0"/>
       <w:proofErr w:type="spellEnd"/>
     </w:p>
     <w:p>
